--- a/docs/ekayit_belgeler_taslak3.docx
+++ b/docs/ekayit_belgeler_taslak3.docx
@@ -5127,45 +5127,6 @@
     </w:tbl>
     <w:p>
       <w:pPr>
-        <w:spacing w:after="0" w:line="276" w:lineRule="auto"/>
-        <w:ind w:left="-567" w:right="-569"/>
-        <w:rPr>
-          <w:rFonts w:ascii="Arial" w:eastAsia="Times New Roman" w:hAnsi="Arial" w:cs="Arial"/>
-          <w:color w:val="000000"/>
-          <w:kern w:val="0"/>
-          <w:lang w:eastAsia="tr-TR"/>
-          <w14:ligatures w14:val="none"/>
-        </w:rPr>
-      </w:pPr>
-    </w:p>
-    <w:p>
-      <w:pPr>
-        <w:spacing w:after="0" w:line="276" w:lineRule="auto"/>
-        <w:ind w:left="-567" w:right="-569"/>
-        <w:rPr>
-          <w:rFonts w:ascii="Arial" w:eastAsia="Times New Roman" w:hAnsi="Arial" w:cs="Arial"/>
-          <w:color w:val="000000"/>
-          <w:kern w:val="0"/>
-          <w:lang w:eastAsia="tr-TR"/>
-          <w14:ligatures w14:val="none"/>
-        </w:rPr>
-      </w:pPr>
-    </w:p>
-    <w:p>
-      <w:pPr>
-        <w:spacing w:after="0" w:line="276" w:lineRule="auto"/>
-        <w:ind w:left="-567" w:right="-569"/>
-        <w:rPr>
-          <w:rFonts w:ascii="Arial" w:eastAsia="Times New Roman" w:hAnsi="Arial" w:cs="Arial"/>
-          <w:color w:val="000000"/>
-          <w:kern w:val="0"/>
-          <w:lang w:eastAsia="tr-TR"/>
-          <w14:ligatures w14:val="none"/>
-        </w:rPr>
-      </w:pPr>
-    </w:p>
-    <w:p>
-      <w:pPr>
         <w:pStyle w:val="p1"/>
         <w:spacing w:line="276" w:lineRule="auto"/>
         <w:ind w:left="-567" w:right="-569"/>
@@ -5191,7 +5152,13 @@
           <w:szCs w:val="28"/>
         </w:rPr>
       </w:pPr>
-      <w:r>
+    </w:p>
+    <w:p>
+      <w:pPr>
+        <w:pStyle w:val="p1"/>
+        <w:spacing w:line="276" w:lineRule="auto"/>
+        <w:ind w:left="-567" w:right="-569"/>
+        <w:jc w:val="center"/>
         <w:rPr>
           <w:rFonts w:ascii="Arial" w:hAnsi="Arial" w:cs="Arial"/>
           <w:b/>
@@ -5199,21 +5166,17 @@
           <w:sz w:val="28"/>
           <w:szCs w:val="28"/>
         </w:rPr>
+      </w:pPr>
+      <w:r>
+        <w:rPr>
+          <w:rFonts w:ascii="Arial" w:hAnsi="Arial" w:cs="Arial"/>
+          <w:b/>
+          <w:bCs/>
+          <w:sz w:val="28"/>
+          <w:szCs w:val="28"/>
+        </w:rPr>
         <w:t>KESTANEPAZARI HATAY KUR’AN KURSU YÖNETİCİLİĞİNE</w:t>
       </w:r>
-    </w:p>
-    <w:p>
-      <w:pPr>
-        <w:pStyle w:val="p2"/>
-        <w:spacing w:line="276" w:lineRule="auto"/>
-        <w:ind w:left="-567" w:right="-569"/>
-        <w:jc w:val="both"/>
-        <w:rPr>
-          <w:rFonts w:ascii="Arial" w:hAnsi="Arial" w:cs="Arial"/>
-          <w:sz w:val="24"/>
-          <w:szCs w:val="24"/>
-        </w:rPr>
-      </w:pPr>
     </w:p>
     <w:p>
       <w:pPr>
@@ -5590,6 +5553,48 @@
         </w:rPr>
         <w:t>.</w:t>
       </w:r>
+    </w:p>
+    <w:p>
+      <w:pPr>
+        <w:pStyle w:val="p1"/>
+        <w:spacing w:line="276" w:lineRule="auto"/>
+        <w:ind w:left="-567" w:right="-569"/>
+        <w:rPr>
+          <w:rFonts w:ascii="Arial" w:hAnsi="Arial" w:cs="Arial"/>
+          <w:b/>
+          <w:bCs/>
+          <w:sz w:val="24"/>
+          <w:szCs w:val="24"/>
+        </w:rPr>
+      </w:pPr>
+    </w:p>
+    <w:p>
+      <w:pPr>
+        <w:pStyle w:val="p1"/>
+        <w:spacing w:line="276" w:lineRule="auto"/>
+        <w:ind w:left="-567" w:right="-569"/>
+        <w:rPr>
+          <w:rFonts w:ascii="Arial" w:hAnsi="Arial" w:cs="Arial"/>
+          <w:b/>
+          <w:bCs/>
+          <w:sz w:val="24"/>
+          <w:szCs w:val="24"/>
+        </w:rPr>
+      </w:pPr>
+    </w:p>
+    <w:p>
+      <w:pPr>
+        <w:pStyle w:val="p1"/>
+        <w:spacing w:line="276" w:lineRule="auto"/>
+        <w:ind w:left="-567" w:right="-569"/>
+        <w:rPr>
+          <w:rFonts w:ascii="Arial" w:hAnsi="Arial" w:cs="Arial"/>
+          <w:b/>
+          <w:bCs/>
+          <w:sz w:val="24"/>
+          <w:szCs w:val="24"/>
+        </w:rPr>
+      </w:pPr>
     </w:p>
     <w:p>
       <w:pPr>
@@ -17388,454 +17393,6 @@
               </w:rPr>
               <w:t>]</w:t>
             </w:r>
-          </w:p>
-        </w:tc>
-      </w:tr>
-      <w:tr>
-        <w:trPr>
-          <w:trHeight w:val="300"/>
-        </w:trPr>
-        <w:tc>
-          <w:tcPr>
-            <w:tcW w:w="5000" w:type="pct"/>
-            <w:gridSpan w:val="6"/>
-            <w:vAlign w:val="center"/>
-            <w:hideMark/>
-          </w:tcPr>
-          <w:p>
-            <w:pPr>
-              <w:rPr>
-                <w:rFonts w:ascii="Arial" w:eastAsia="Times New Roman" w:hAnsi="Arial" w:cs="Arial"/>
-                <w:b/>
-                <w:bCs/>
-                <w:color w:val="000000"/>
-                <w:kern w:val="0"/>
-                <w:sz w:val="20"/>
-                <w:szCs w:val="20"/>
-                <w:lang w:eastAsia="tr-TR"/>
-                <w14:ligatures w14:val="none"/>
-              </w:rPr>
-            </w:pPr>
-            <w:r>
-              <w:rPr>
-                <w:rFonts w:ascii="Arial" w:eastAsia="Times New Roman" w:hAnsi="Arial" w:cs="Arial"/>
-                <w:b/>
-                <w:bCs/>
-                <w:color w:val="000000"/>
-                <w:kern w:val="0"/>
-                <w:sz w:val="20"/>
-                <w:szCs w:val="22"/>
-                <w:lang w:val="en-US" w:eastAsia="tr-TR"/>
-                <w14:ligatures w14:val="none"/>
-              </w:rPr>
-              <w:t>ÖĞRENCİ - VELİ BİLGİLENDİRME KLAVUZUNU TESLİM ALMA TUTANAĞI</w:t>
-            </w:r>
-          </w:p>
-        </w:tc>
-      </w:tr>
-      <w:tr>
-        <w:trPr>
-          <w:trHeight w:val="300"/>
-        </w:trPr>
-        <w:tc>
-          <w:tcPr>
-            <w:tcW w:w="5000" w:type="pct"/>
-            <w:gridSpan w:val="6"/>
-            <w:vAlign w:val="center"/>
-            <w:hideMark/>
-          </w:tcPr>
-          <w:p>
-            <w:pPr>
-              <w:rPr>
-                <w:rFonts w:ascii="Arial" w:eastAsia="Times New Roman" w:hAnsi="Arial" w:cs="Arial"/>
-                <w:b/>
-                <w:bCs/>
-                <w:color w:val="000000"/>
-                <w:kern w:val="0"/>
-                <w:sz w:val="20"/>
-                <w:szCs w:val="20"/>
-                <w:lang w:eastAsia="tr-TR"/>
-                <w14:ligatures w14:val="none"/>
-              </w:rPr>
-            </w:pPr>
-            <w:proofErr w:type="spellStart"/>
-            <w:r>
-              <w:rPr>
-                <w:rFonts w:ascii="Arial" w:eastAsia="Times New Roman" w:hAnsi="Arial" w:cs="Arial"/>
-                <w:b/>
-                <w:bCs/>
-                <w:color w:val="000000"/>
-                <w:kern w:val="0"/>
-                <w:sz w:val="20"/>
-                <w:szCs w:val="22"/>
-                <w:lang w:val="en-US" w:eastAsia="tr-TR"/>
-                <w14:ligatures w14:val="none"/>
-              </w:rPr>
-              <w:t>Klavuzu</w:t>
-            </w:r>
-            <w:proofErr w:type="spellEnd"/>
-            <w:r>
-              <w:rPr>
-                <w:rFonts w:ascii="Arial" w:eastAsia="Times New Roman" w:hAnsi="Arial" w:cs="Arial"/>
-                <w:b/>
-                <w:bCs/>
-                <w:color w:val="000000"/>
-                <w:kern w:val="0"/>
-                <w:sz w:val="20"/>
-                <w:szCs w:val="22"/>
-                <w:lang w:val="en-US" w:eastAsia="tr-TR"/>
-                <w14:ligatures w14:val="none"/>
-              </w:rPr>
-              <w:t xml:space="preserve"> </w:t>
-            </w:r>
-            <w:proofErr w:type="spellStart"/>
-            <w:r>
-              <w:rPr>
-                <w:rFonts w:ascii="Arial" w:eastAsia="Times New Roman" w:hAnsi="Arial" w:cs="Arial"/>
-                <w:b/>
-                <w:bCs/>
-                <w:color w:val="000000"/>
-                <w:kern w:val="0"/>
-                <w:sz w:val="20"/>
-                <w:szCs w:val="22"/>
-                <w:lang w:val="en-US" w:eastAsia="tr-TR"/>
-                <w14:ligatures w14:val="none"/>
-              </w:rPr>
-              <w:t>elden</w:t>
-            </w:r>
-            <w:proofErr w:type="spellEnd"/>
-            <w:r>
-              <w:rPr>
-                <w:rFonts w:ascii="Arial" w:eastAsia="Times New Roman" w:hAnsi="Arial" w:cs="Arial"/>
-                <w:b/>
-                <w:bCs/>
-                <w:color w:val="000000"/>
-                <w:kern w:val="0"/>
-                <w:sz w:val="20"/>
-                <w:szCs w:val="22"/>
-                <w:lang w:val="en-US" w:eastAsia="tr-TR"/>
-                <w14:ligatures w14:val="none"/>
-              </w:rPr>
-              <w:t xml:space="preserve"> </w:t>
-            </w:r>
-            <w:proofErr w:type="spellStart"/>
-            <w:r>
-              <w:rPr>
-                <w:rFonts w:ascii="Arial" w:eastAsia="Times New Roman" w:hAnsi="Arial" w:cs="Arial"/>
-                <w:b/>
-                <w:bCs/>
-                <w:color w:val="000000"/>
-                <w:kern w:val="0"/>
-                <w:sz w:val="20"/>
-                <w:szCs w:val="22"/>
-                <w:lang w:val="en-US" w:eastAsia="tr-TR"/>
-                <w14:ligatures w14:val="none"/>
-              </w:rPr>
-              <w:t>teslim</w:t>
-            </w:r>
-            <w:proofErr w:type="spellEnd"/>
-            <w:r>
-              <w:rPr>
-                <w:rFonts w:ascii="Arial" w:eastAsia="Times New Roman" w:hAnsi="Arial" w:cs="Arial"/>
-                <w:b/>
-                <w:bCs/>
-                <w:color w:val="000000"/>
-                <w:kern w:val="0"/>
-                <w:sz w:val="20"/>
-                <w:szCs w:val="22"/>
-                <w:lang w:val="en-US" w:eastAsia="tr-TR"/>
-                <w14:ligatures w14:val="none"/>
-              </w:rPr>
-              <w:t xml:space="preserve"> </w:t>
-            </w:r>
-            <w:proofErr w:type="spellStart"/>
-            <w:r>
-              <w:rPr>
-                <w:rFonts w:ascii="Arial" w:eastAsia="Times New Roman" w:hAnsi="Arial" w:cs="Arial"/>
-                <w:b/>
-                <w:bCs/>
-                <w:color w:val="000000"/>
-                <w:kern w:val="0"/>
-                <w:sz w:val="20"/>
-                <w:szCs w:val="22"/>
-                <w:lang w:val="en-US" w:eastAsia="tr-TR"/>
-                <w14:ligatures w14:val="none"/>
-              </w:rPr>
-              <w:t>aldım</w:t>
-            </w:r>
-            <w:proofErr w:type="spellEnd"/>
-            <w:r>
-              <w:rPr>
-                <w:rFonts w:ascii="Arial" w:eastAsia="Times New Roman" w:hAnsi="Arial" w:cs="Arial"/>
-                <w:b/>
-                <w:bCs/>
-                <w:color w:val="000000"/>
-                <w:kern w:val="0"/>
-                <w:sz w:val="20"/>
-                <w:szCs w:val="22"/>
-                <w:lang w:val="en-US" w:eastAsia="tr-TR"/>
-                <w14:ligatures w14:val="none"/>
-              </w:rPr>
-              <w:t>. (</w:t>
-            </w:r>
-            <w:proofErr w:type="spellStart"/>
-            <w:r>
-              <w:rPr>
-                <w:rFonts w:ascii="Arial" w:eastAsia="Times New Roman" w:hAnsi="Arial" w:cs="Arial"/>
-                <w:b/>
-                <w:bCs/>
-                <w:color w:val="000000"/>
-                <w:kern w:val="0"/>
-                <w:sz w:val="20"/>
-                <w:szCs w:val="22"/>
-                <w:lang w:val="en-US" w:eastAsia="tr-TR"/>
-                <w14:ligatures w14:val="none"/>
-              </w:rPr>
-              <w:t>Velinin</w:t>
-            </w:r>
-            <w:proofErr w:type="spellEnd"/>
-            <w:r>
-              <w:rPr>
-                <w:rFonts w:ascii="Arial" w:eastAsia="Times New Roman" w:hAnsi="Arial" w:cs="Arial"/>
-                <w:b/>
-                <w:bCs/>
-                <w:color w:val="000000"/>
-                <w:kern w:val="0"/>
-                <w:sz w:val="20"/>
-                <w:szCs w:val="22"/>
-                <w:lang w:val="en-US" w:eastAsia="tr-TR"/>
-                <w14:ligatures w14:val="none"/>
-              </w:rPr>
-              <w:t xml:space="preserve"> </w:t>
-            </w:r>
-            <w:proofErr w:type="spellStart"/>
-            <w:r>
-              <w:rPr>
-                <w:rFonts w:ascii="Arial" w:eastAsia="Times New Roman" w:hAnsi="Arial" w:cs="Arial"/>
-                <w:b/>
-                <w:bCs/>
-                <w:color w:val="000000"/>
-                <w:kern w:val="0"/>
-                <w:sz w:val="20"/>
-                <w:szCs w:val="22"/>
-                <w:lang w:val="en-US" w:eastAsia="tr-TR"/>
-                <w14:ligatures w14:val="none"/>
-              </w:rPr>
-              <w:t>el</w:t>
-            </w:r>
-            <w:proofErr w:type="spellEnd"/>
-            <w:r>
-              <w:rPr>
-                <w:rFonts w:ascii="Arial" w:eastAsia="Times New Roman" w:hAnsi="Arial" w:cs="Arial"/>
-                <w:b/>
-                <w:bCs/>
-                <w:color w:val="000000"/>
-                <w:kern w:val="0"/>
-                <w:sz w:val="20"/>
-                <w:szCs w:val="22"/>
-                <w:lang w:val="en-US" w:eastAsia="tr-TR"/>
-                <w14:ligatures w14:val="none"/>
-              </w:rPr>
-              <w:t xml:space="preserve"> </w:t>
-            </w:r>
-            <w:proofErr w:type="spellStart"/>
-            <w:r>
-              <w:rPr>
-                <w:rFonts w:ascii="Arial" w:eastAsia="Times New Roman" w:hAnsi="Arial" w:cs="Arial"/>
-                <w:b/>
-                <w:bCs/>
-                <w:color w:val="000000"/>
-                <w:kern w:val="0"/>
-                <w:sz w:val="20"/>
-                <w:szCs w:val="22"/>
-                <w:lang w:val="en-US" w:eastAsia="tr-TR"/>
-                <w14:ligatures w14:val="none"/>
-              </w:rPr>
-              <w:t>yazısı</w:t>
-            </w:r>
-            <w:proofErr w:type="spellEnd"/>
-            <w:r>
-              <w:rPr>
-                <w:rFonts w:ascii="Arial" w:eastAsia="Times New Roman" w:hAnsi="Arial" w:cs="Arial"/>
-                <w:b/>
-                <w:bCs/>
-                <w:color w:val="000000"/>
-                <w:kern w:val="0"/>
-                <w:sz w:val="20"/>
-                <w:szCs w:val="22"/>
-                <w:lang w:val="en-US" w:eastAsia="tr-TR"/>
-                <w14:ligatures w14:val="none"/>
-              </w:rPr>
-              <w:t xml:space="preserve"> </w:t>
-            </w:r>
-            <w:proofErr w:type="spellStart"/>
-            <w:r>
-              <w:rPr>
-                <w:rFonts w:ascii="Arial" w:eastAsia="Times New Roman" w:hAnsi="Arial" w:cs="Arial"/>
-                <w:b/>
-                <w:bCs/>
-                <w:color w:val="000000"/>
-                <w:kern w:val="0"/>
-                <w:sz w:val="20"/>
-                <w:szCs w:val="22"/>
-                <w:lang w:val="en-US" w:eastAsia="tr-TR"/>
-                <w14:ligatures w14:val="none"/>
-              </w:rPr>
-              <w:t>ile</w:t>
-            </w:r>
-            <w:proofErr w:type="spellEnd"/>
-            <w:r>
-              <w:rPr>
-                <w:rFonts w:ascii="Arial" w:eastAsia="Times New Roman" w:hAnsi="Arial" w:cs="Arial"/>
-                <w:b/>
-                <w:bCs/>
-                <w:color w:val="000000"/>
-                <w:kern w:val="0"/>
-                <w:sz w:val="20"/>
-                <w:szCs w:val="22"/>
-                <w:lang w:val="en-US" w:eastAsia="tr-TR"/>
-                <w14:ligatures w14:val="none"/>
-              </w:rPr>
-              <w:t xml:space="preserve"> </w:t>
-            </w:r>
-            <w:proofErr w:type="spellStart"/>
-            <w:r>
-              <w:rPr>
-                <w:rFonts w:ascii="Arial" w:eastAsia="Times New Roman" w:hAnsi="Arial" w:cs="Arial"/>
-                <w:b/>
-                <w:bCs/>
-                <w:color w:val="000000"/>
-                <w:kern w:val="0"/>
-                <w:sz w:val="20"/>
-                <w:szCs w:val="22"/>
-                <w:lang w:val="en-US" w:eastAsia="tr-TR"/>
-                <w14:ligatures w14:val="none"/>
-              </w:rPr>
-              <w:t>yazılıp</w:t>
-            </w:r>
-            <w:proofErr w:type="spellEnd"/>
-            <w:r>
-              <w:rPr>
-                <w:rFonts w:ascii="Arial" w:eastAsia="Times New Roman" w:hAnsi="Arial" w:cs="Arial"/>
-                <w:b/>
-                <w:bCs/>
-                <w:color w:val="000000"/>
-                <w:kern w:val="0"/>
-                <w:sz w:val="20"/>
-                <w:szCs w:val="22"/>
-                <w:lang w:val="en-US" w:eastAsia="tr-TR"/>
-                <w14:ligatures w14:val="none"/>
-              </w:rPr>
-              <w:t xml:space="preserve"> </w:t>
-            </w:r>
-            <w:proofErr w:type="spellStart"/>
-            <w:r>
-              <w:rPr>
-                <w:rFonts w:ascii="Arial" w:eastAsia="Times New Roman" w:hAnsi="Arial" w:cs="Arial"/>
-                <w:b/>
-                <w:bCs/>
-                <w:color w:val="000000"/>
-                <w:kern w:val="0"/>
-                <w:sz w:val="20"/>
-                <w:szCs w:val="22"/>
-                <w:lang w:val="en-US" w:eastAsia="tr-TR"/>
-                <w14:ligatures w14:val="none"/>
-              </w:rPr>
-              <w:t>imza</w:t>
-            </w:r>
-            <w:proofErr w:type="spellEnd"/>
-            <w:r>
-              <w:rPr>
-                <w:rFonts w:ascii="Arial" w:eastAsia="Times New Roman" w:hAnsi="Arial" w:cs="Arial"/>
-                <w:b/>
-                <w:bCs/>
-                <w:color w:val="000000"/>
-                <w:kern w:val="0"/>
-                <w:sz w:val="20"/>
-                <w:szCs w:val="22"/>
-                <w:lang w:val="en-US" w:eastAsia="tr-TR"/>
-                <w14:ligatures w14:val="none"/>
-              </w:rPr>
-              <w:t xml:space="preserve"> </w:t>
-            </w:r>
-            <w:proofErr w:type="spellStart"/>
-            <w:r>
-              <w:rPr>
-                <w:rFonts w:ascii="Arial" w:eastAsia="Times New Roman" w:hAnsi="Arial" w:cs="Arial"/>
-                <w:b/>
-                <w:bCs/>
-                <w:color w:val="000000"/>
-                <w:kern w:val="0"/>
-                <w:sz w:val="20"/>
-                <w:szCs w:val="22"/>
-                <w:lang w:val="en-US" w:eastAsia="tr-TR"/>
-                <w14:ligatures w14:val="none"/>
-              </w:rPr>
-              <w:t>edilecek</w:t>
-            </w:r>
-            <w:proofErr w:type="spellEnd"/>
-            <w:r>
-              <w:rPr>
-                <w:rFonts w:ascii="Arial" w:eastAsia="Times New Roman" w:hAnsi="Arial" w:cs="Arial"/>
-                <w:b/>
-                <w:bCs/>
-                <w:color w:val="000000"/>
-                <w:kern w:val="0"/>
-                <w:sz w:val="20"/>
-                <w:szCs w:val="22"/>
-                <w:lang w:val="en-US" w:eastAsia="tr-TR"/>
-                <w14:ligatures w14:val="none"/>
-              </w:rPr>
-              <w:t>)</w:t>
-            </w:r>
-          </w:p>
-        </w:tc>
-      </w:tr>
-      <w:tr>
-        <w:trPr>
-          <w:trHeight w:val="426"/>
-        </w:trPr>
-        <w:tc>
-          <w:tcPr>
-            <w:tcW w:w="5000" w:type="pct"/>
-            <w:gridSpan w:val="6"/>
-            <w:vMerge w:val="restart"/>
-            <w:hideMark/>
-          </w:tcPr>
-          <w:p>
-            <w:pPr>
-              <w:rPr>
-                <w:rFonts w:ascii="Aptos Narrow" w:eastAsia="Times New Roman" w:hAnsi="Aptos Narrow" w:cs="Times New Roman"/>
-                <w:color w:val="000000"/>
-                <w:kern w:val="0"/>
-                <w:lang w:eastAsia="tr-TR"/>
-                <w14:ligatures w14:val="none"/>
-              </w:rPr>
-            </w:pPr>
-          </w:p>
-        </w:tc>
-      </w:tr>
-      <w:tr>
-        <w:trPr>
-          <w:trHeight w:val="426"/>
-        </w:trPr>
-        <w:tc>
-          <w:tcPr>
-            <w:tcW w:w="5000" w:type="pct"/>
-            <w:gridSpan w:val="6"/>
-            <w:vMerge/>
-            <w:hideMark/>
-          </w:tcPr>
-          <w:p>
-            <w:pPr>
-              <w:rPr>
-                <w:rFonts w:ascii="Aptos Narrow" w:eastAsia="Times New Roman" w:hAnsi="Aptos Narrow" w:cs="Times New Roman"/>
-                <w:color w:val="000000"/>
-                <w:kern w:val="0"/>
-                <w:lang w:eastAsia="tr-TR"/>
-                <w14:ligatures w14:val="none"/>
-              </w:rPr>
-            </w:pPr>
           </w:p>
         </w:tc>
       </w:tr>
